--- a/eleva/calendario-acoes-marketing-2026-2027.docx
+++ b/eleva/calendario-acoes-marketing-2026-2027.docx
@@ -109,14 +109,14 @@
           <w:sz w:val="21"/>
           <w:szCs w:val="21"/>
         </w:rPr>
-        <w:t xml:space="preserve">Não há venda ativa em nenhum momento deste calendário.</w:t>
-      </w:r>
-      <w:r>
-        <w:rPr>
-          <w:sz w:val="21"/>
-          <w:szCs w:val="21"/>
-        </w:rPr>
-        <w:t xml:space="preserve"> Não estamos fazendo tráfego pago para ofertas pagas, nem abordagem comercial direta. O marketing é só autoridade, audiência, relacionamento e cadastro gratuito no teste do portal. Tudo que é oferta — cursos, sessão estratégica, diagnóstico, mentoria, seguros — fica disponível no link da bio e nas automações, para quem quiser comprar por conta própria.</w:t>
+        <w:t xml:space="preserve">Não há venda direta em nenhum momento deste calendário.</w:t>
+      </w:r>
+      <w:r>
+        <w:rPr>
+          <w:sz w:val="21"/>
+          <w:szCs w:val="21"/>
+        </w:rPr>
+        <w:t xml:space="preserve"> O marketing é autoridade, audiência, relacionamento e cadastro no teste do portal. Tudo que é oferta — cursos, sessão estratégica, diagnóstico, mentoria, seguros — fica disponível no link da bio e nas automações, para quem quiser comprar por conta própria, sem abordagem comercial direta.</w:t>
       </w:r>
     </w:p>
     <w:p>
@@ -125,6 +125,50 @@
       </w:pPr>
       <w:r>
         <w:rPr>
+          <w:sz w:val="21"/>
+          <w:szCs w:val="21"/>
+        </w:rPr>
+        <w:t xml:space="preserve">A exceção é a </w:t>
+      </w:r>
+      <w:r>
+        <w:rPr>
+          <w:b/>
+          <w:bCs/>
+          <w:sz w:val="21"/>
+          <w:szCs w:val="21"/>
+        </w:rPr>
+        <w:t xml:space="preserve">campanha de lançamento do Portal do Síndico</w:t>
+      </w:r>
+      <w:r>
+        <w:rPr>
+          <w:sz w:val="21"/>
+          <w:szCs w:val="21"/>
+        </w:rPr>
+        <w:t xml:space="preserve">, com verba paga separada rodando por cerca de 30 dias tanto na Meta quanto no Google (ver detalhes no mês de outubro, abaixo). Ela não é venda direta, mas uma </w:t>
+      </w:r>
+      <w:r>
+        <w:rPr>
+          <w:b/>
+          <w:bCs/>
+          <w:sz w:val="21"/>
+          <w:szCs w:val="21"/>
+        </w:rPr>
+        <w:t xml:space="preserve">venda indireta</w:t>
+      </w:r>
+      <w:r>
+        <w:rPr>
+          <w:sz w:val="21"/>
+          <w:szCs w:val="21"/>
+        </w:rPr>
+        <w:t xml:space="preserve">: o objetivo é cadastro no teste grátis de 60 dias, para a pessoa só decidir pela compra depois de usar a plataforma. Fora dessa campanha de lançamento, o Always On de engajamento no Instagram segue no ritmo atual, sem aumento de investimento.</w:t>
+      </w:r>
+    </w:p>
+    <w:p>
+      <w:pPr>
+        <w:spacing w:after="160"/>
+      </w:pPr>
+      <w:r>
+        <w:rPr>
           <w:b/>
           <w:bCs/>
           <w:sz w:val="21"/>
@@ -137,7 +181,7 @@
           <w:sz w:val="21"/>
           <w:szCs w:val="21"/>
         </w:rPr>
-        <w:t xml:space="preserve"> o conteúdo educa e gera confiança; o cadastro no portal é o único convite explícito; o link da bio e as automações cuidam do resto. O Giuliano aparece como referência no dia a dia do síndico, e quem se interessar por outras frentes encontra o caminho sozinho.</w:t>
+        <w:t xml:space="preserve"> o conteúdo educa e gera confiança; o cadastro no portal é o convite explícito, tanto no orgânico quanto na campanha paga de lançamento; o link da bio e as automações cuidam do resto. O Giuliano aparece como referência no dia a dia do síndico, e quem se interessar por outras frentes encontra o caminho sozinho.</w:t>
       </w:r>
     </w:p>
     <w:p>
@@ -444,6 +488,43 @@
     </w:p>
     <w:p>
       <w:pPr>
+        <w:spacing w:after="160"/>
+      </w:pPr>
+      <w:r>
+        <w:rPr>
+          <w:b/>
+          <w:bCs/>
+          <w:sz w:val="21"/>
+          <w:szCs w:val="21"/>
+        </w:rPr>
+        <w:t xml:space="preserve">Campanha paga de lançamento (Meta + Google Ads):</w:t>
+      </w:r>
+      <w:r>
+        <w:rPr>
+          <w:sz w:val="21"/>
+          <w:szCs w:val="21"/>
+        </w:rPr>
+        <w:t xml:space="preserve"> a partir da data de lançamento (dia 13 ou dia 20 de outubro, a confirmar), entra uma campanha paga com verba separada do Always On, rodando por cerca de 30 dias nos dois canais. É campanha de </w:t>
+      </w:r>
+      <w:r>
+        <w:rPr>
+          <w:b/>
+          <w:bCs/>
+          <w:sz w:val="21"/>
+          <w:szCs w:val="21"/>
+        </w:rPr>
+        <w:t xml:space="preserve">cadastro</w:t>
+      </w:r>
+      <w:r>
+        <w:rPr>
+          <w:sz w:val="21"/>
+          <w:szCs w:val="21"/>
+        </w:rPr>
+        <w:t xml:space="preserve">, não de venda direta — leva a pessoa a se cadastrar no teste grátis de 60 dias, para decidir pela compra depois de usar a plataforma (venda indireta). A estrutura de Google Ads já está detalhada em documento à parte; a versão Meta segue a mesma lógica de objetivo de cadastro, com os criativos do carrossel e do convite à comunidade já aprovados como ponto de partida.</w:t>
+      </w:r>
+    </w:p>
+    <w:p>
+      <w:pPr>
         <w:pStyle w:val="ListParagraph"/>
         <w:numPr>
           <w:ilvl w:val="0"/>
@@ -465,7 +546,7 @@
           <w:sz w:val="21"/>
           <w:szCs w:val="21"/>
         </w:rPr>
-        <w:t xml:space="preserve"> teaser do portal no Instagram, e-mail de lançamento, acesso antecipado e convite pessoal do Giuliano na comunidade do WhatsApp.</w:t>
+        <w:t xml:space="preserve"> teaser do portal no Instagram, e-mail de lançamento, acesso antecipado e convite pessoal do Giuliano na comunidade do WhatsApp. Ajustar o início exato da campanha paga para a semana da data de lançamento confirmada (13 ou 20/10).</w:t>
       </w:r>
     </w:p>
     <w:p>

--- a/eleva/calendario-acoes-marketing-2026-2027.docx
+++ b/eleva/calendario-acoes-marketing-2026-2027.docx
@@ -402,34 +402,6 @@
     </w:p>
     <w:p>
       <w:pPr>
-        <w:spacing w:after="160"/>
-      </w:pPr>
-      <w:r>
-        <w:rPr>
-          <w:sz w:val="21"/>
-          <w:szCs w:val="21"/>
-        </w:rPr>
-        <w:t xml:space="preserve">Sem postagem institucional de data comemorativa ("feliz dia tal"). Datas só entram como </w:t>
-      </w:r>
-      <w:r>
-        <w:rPr>
-          <w:b/>
-          <w:bCs/>
-          <w:sz w:val="21"/>
-          <w:szCs w:val="21"/>
-        </w:rPr>
-        <w:t xml:space="preserve">gancho de conteúdo</w:t>
-      </w:r>
-      <w:r>
-        <w:rPr>
-          <w:sz w:val="21"/>
-          <w:szCs w:val="21"/>
-        </w:rPr>
-        <w:t xml:space="preserve">, puxando para uma dor ou tema real do síndico/executivo/fornecedor. As que não tiverem gancho claro ficam de fora.</w:t>
-      </w:r>
-    </w:p>
-    <w:p>
-      <w:pPr>
         <w:pStyle w:val="ListParagraph"/>
         <w:numPr>
           <w:ilvl w:val="0"/>
@@ -477,7 +449,7 @@
           <w:sz w:val="21"/>
           <w:szCs w:val="21"/>
         </w:rPr>
-        <w:t xml:space="preserve"> gancho para valorizar porteiro e zelador — nunca "feliz dia", e sim algo como "hoje é o Dia do Trabalhador: você se sente valorizado na sua gestão? E quem te ajuda no dia a dia, você valoriza também?".</w:t>
+        <w:t xml:space="preserve"> "hoje é o Dia do Trabalhador: você se sente valorizado na sua gestão? E quem te ajuda no dia a dia, você valoriza também?" — puxando para porteiro e zelador.</w:t>
       </w:r>
     </w:p>
     <w:p>
@@ -503,7 +475,7 @@
           <w:sz w:val="21"/>
           <w:szCs w:val="21"/>
         </w:rPr>
-        <w:t xml:space="preserve"> homenagem simples, só nos stories.</w:t>
+        <w:t xml:space="preserve"> conteúdo nos stories.</w:t>
       </w:r>
     </w:p>
     <w:p>
@@ -633,19 +605,7 @@
           <w:sz w:val="21"/>
           <w:szCs w:val="21"/>
         </w:rPr>
-        <w:t xml:space="preserve"> levantar as datas reconhecidas desse público (por exemplo, Dia do Administrador, Dia do Empreendedor) para ter ganchos equivalentes aos do síndico — hoje o calendário está mais carregado de datas voltadas ao síndico, vale equilibrar com o público executivo também. Confirmar as datas antes de agendar.</w:t>
-      </w:r>
-    </w:p>
-    <w:p>
-      <w:pPr>
-        <w:spacing w:after="160"/>
-      </w:pPr>
-      <w:r>
-        <w:rPr>
-          <w:sz w:val="21"/>
-          <w:szCs w:val="21"/>
-        </w:rPr>
-        <w:t xml:space="preserve">Fora dessas, nenhuma outra data comemorativa entra no perfil (sem Dia das Crianças, Páscoa, Dia da Água, Dia do Contador, Dia do Advogado, Dia do Corretor de Imóveis, Dia Nacional do Seguro, Black Friday).</w:t>
+        <w:t xml:space="preserve"> levantar as datas reconhecidas desse público (por exemplo, Dia do Administrador, Dia do Empreendedor) para ter ganchos equivalentes aos do síndico. Confirmar as datas antes de agendar.</w:t>
       </w:r>
     </w:p>
     <w:p>
@@ -996,14 +956,65 @@
           <w:sz w:val="21"/>
           <w:szCs w:val="21"/>
         </w:rPr>
-        <w:t xml:space="preserve">2ª semana de dezembro:</w:t>
-      </w:r>
-      <w:r>
-        <w:rPr>
-          <w:sz w:val="21"/>
-          <w:szCs w:val="21"/>
-        </w:rPr>
-        <w:t xml:space="preserve"> mais um post relacionado ao portal (a definir o tema em conjunto).</w:t>
+        <w:t xml:space="preserve">2ª semana de dezembro — sugestões de tema sobre o portal</w:t>
+      </w:r>
+      <w:r>
+        <w:rPr>
+          <w:sz w:val="21"/>
+          <w:szCs w:val="21"/>
+        </w:rPr>
+        <w:t xml:space="preserve"> (mesmo estilo usado nos outros meses):</w:t>
+      </w:r>
+    </w:p>
+    <w:p>
+      <w:pPr>
+        <w:pStyle w:val="ListParagraph"/>
+        <w:numPr>
+          <w:ilvl w:val="0"/>
+          <w:numId w:val="1"/>
+        </w:numPr>
+        <w:spacing w:after="80"/>
+      </w:pPr>
+      <w:r>
+        <w:rPr>
+          <w:sz w:val="21"/>
+          <w:szCs w:val="21"/>
+        </w:rPr>
+        <w:t xml:space="preserve">"O que mudou na sua rotina em quem já testou o portal esse primeiro mês" — mini-balanço dos primeiros usuários.</w:t>
+      </w:r>
+    </w:p>
+    <w:p>
+      <w:pPr>
+        <w:pStyle w:val="ListParagraph"/>
+        <w:numPr>
+          <w:ilvl w:val="0"/>
+          <w:numId w:val="1"/>
+        </w:numPr>
+        <w:spacing w:after="80"/>
+      </w:pPr>
+      <w:r>
+        <w:rPr>
+          <w:sz w:val="21"/>
+          <w:szCs w:val="21"/>
+        </w:rPr>
+        <w:t xml:space="preserve">"Separe 5 minutos e organize o início de 2027 já dentro do portal" — gancho de planejamento de ano novo usando a ferramenta.</w:t>
+      </w:r>
+    </w:p>
+    <w:p>
+      <w:pPr>
+        <w:pStyle w:val="ListParagraph"/>
+        <w:numPr>
+          <w:ilvl w:val="0"/>
+          <w:numId w:val="1"/>
+        </w:numPr>
+        <w:spacing w:after="80"/>
+      </w:pPr>
+      <w:r>
+        <w:rPr>
+          <w:sz w:val="21"/>
+          <w:szCs w:val="21"/>
+        </w:rPr>
+        <w:t xml:space="preserve">"As funções do portal que mais pouparam tempo dos primeiros síndicos que testaram" — reforço de benefício, formato de ranking/lista.</w:t>
       </w:r>
     </w:p>
     <w:p>
@@ -1037,7 +1048,7 @@
           <w:sz w:val="21"/>
           <w:szCs w:val="21"/>
         </w:rPr>
-        <w:t xml:space="preserve">Resto do mês mais tranquilo, com mais cortes de podcast. Sem falar de 13º, férias, festas de fim de ano ou retrospectiva institucional.</w:t>
+        <w:t xml:space="preserve">Resto do mês mais tranquilo, com mais cortes de podcast. Gancho possível: "se você estiver com mais tempo no fim do ano por causa da redução de demandas do condomínio, aproveite para estudar os cursos da Eleva."</w:t>
       </w:r>
     </w:p>
     <w:p>
@@ -1266,26 +1277,19 @@
       </w:pPr>
       <w:r>
         <w:rPr>
-          <w:sz w:val="21"/>
-          <w:szCs w:val="21"/>
-        </w:rPr>
-        <w:t xml:space="preserve">Pode fazer ponte com o conceito do </w:t>
-      </w:r>
-      <w:r>
-        <w:rPr>
-          <w:b/>
-          <w:bCs/>
-          <w:sz w:val="21"/>
-          <w:szCs w:val="21"/>
-        </w:rPr>
-        <w:t xml:space="preserve">Kit Assembleia</w:t>
-      </w:r>
-      <w:r>
-        <w:rPr>
-          <w:sz w:val="21"/>
-          <w:szCs w:val="21"/>
-        </w:rPr>
-        <w:t xml:space="preserve"> — a pessoa já se organizando para o início da temporada de assembleias.</w:t>
+          <w:b/>
+          <w:bCs/>
+          <w:sz w:val="21"/>
+          <w:szCs w:val="21"/>
+        </w:rPr>
+        <w:t xml:space="preserve">Gancho de início de ano:</w:t>
+      </w:r>
+      <w:r>
+        <w:rPr>
+          <w:sz w:val="21"/>
+          <w:szCs w:val="21"/>
+        </w:rPr>
+        <w:t xml:space="preserve"> "já começou 2027 — como estava a sua carteira em 2026? O que vai fazer diferente esse ano?" (primeira aparição da série "retrospectiva + caminho Eleva", ver detalhe mais abaixo).</w:t>
       </w:r>
     </w:p>
     <w:p>
@@ -1382,6 +1386,48 @@
           <w:sz w:val="21"/>
           <w:szCs w:val="21"/>
         </w:rPr>
+        <w:t xml:space="preserve">Final de fevereiro:</w:t>
+      </w:r>
+      <w:r>
+        <w:rPr>
+          <w:sz w:val="21"/>
+          <w:szCs w:val="21"/>
+        </w:rPr>
+        <w:t xml:space="preserve"> lançamento do conceito </w:t>
+      </w:r>
+      <w:r>
+        <w:rPr>
+          <w:b/>
+          <w:bCs/>
+          <w:sz w:val="21"/>
+          <w:szCs w:val="21"/>
+        </w:rPr>
+        <w:t xml:space="preserve">Kit Assembleia</w:t>
+      </w:r>
+      <w:r>
+        <w:rPr>
+          <w:sz w:val="21"/>
+          <w:szCs w:val="21"/>
+        </w:rPr>
+        <w:t xml:space="preserve"> — a pessoa já se organizando para o início da temporada.</w:t>
+      </w:r>
+    </w:p>
+    <w:p>
+      <w:pPr>
+        <w:pStyle w:val="ListParagraph"/>
+        <w:numPr>
+          <w:ilvl w:val="0"/>
+          <w:numId w:val="1"/>
+        </w:numPr>
+        <w:spacing w:after="80"/>
+      </w:pPr>
+      <w:r>
+        <w:rPr>
+          <w:b/>
+          <w:bCs/>
+          <w:sz w:val="21"/>
+          <w:szCs w:val="21"/>
+        </w:rPr>
         <w:t xml:space="preserve">Dia da Mulher (8/3, já na virada para março):</w:t>
       </w:r>
       <w:r>
@@ -1530,7 +1576,7 @@
           <w:sz w:val="21"/>
           <w:szCs w:val="21"/>
         </w:rPr>
-        <w:t xml:space="preserve"> — para manter o assunto presente o ano todo sem repetir toda semana.</w:t>
+        <w:t xml:space="preserve"> — para manter o assunto presente o ano todo sem repetir toda semana. Em abril, o assunto aparece de forma mais indireta (ver mês de abril, adiante), e não entra como tema central, para intercalar a intensidade.</w:t>
       </w:r>
     </w:p>
     <w:p>
@@ -1548,6 +1594,279 @@
         <w:spacing w:after="150" w:before="300"/>
       </w:pPr>
       <w:r>
+        <w:t xml:space="preserve">Série de carrosséis "retrospectiva + caminho Eleva" — março, agosto e novembro de 2027</w:t>
+      </w:r>
+    </w:p>
+    <w:p>
+      <w:pPr>
+        <w:spacing w:after="160"/>
+      </w:pPr>
+      <w:r>
+        <w:rPr>
+          <w:sz w:val="21"/>
+          <w:szCs w:val="21"/>
+        </w:rPr>
+        <w:t xml:space="preserve">Mesma estrutura, três momentos do ano, só muda o recorte temporal:</w:t>
+      </w:r>
+    </w:p>
+    <w:p>
+      <w:pPr>
+        <w:pStyle w:val="ListParagraph"/>
+        <w:numPr>
+          <w:ilvl w:val="0"/>
+          <w:numId w:val="2"/>
+        </w:numPr>
+        <w:spacing w:after="80"/>
+      </w:pPr>
+      <w:r>
+        <w:rPr>
+          <w:sz w:val="21"/>
+          <w:szCs w:val="21"/>
+        </w:rPr>
+        <w:t xml:space="preserve">1. </w:t>
+      </w:r>
+      <w:r>
+        <w:rPr>
+          <w:b/>
+          <w:bCs/>
+          <w:sz w:val="21"/>
+          <w:szCs w:val="21"/>
+        </w:rPr>
+        <w:t xml:space="preserve">Março — início do ano:</w:t>
+      </w:r>
+      <w:r>
+        <w:rPr>
+          <w:sz w:val="21"/>
+          <w:szCs w:val="21"/>
+        </w:rPr>
+        <w:t xml:space="preserve"> "já começou o ano, como estava a sua carteira em 2026? O que você vai fazer diferente agora?"</w:t>
+      </w:r>
+    </w:p>
+    <w:p>
+      <w:pPr>
+        <w:pStyle w:val="ListParagraph"/>
+        <w:numPr>
+          <w:ilvl w:val="0"/>
+          <w:numId w:val="2"/>
+        </w:numPr>
+        <w:spacing w:after="80"/>
+      </w:pPr>
+      <w:r>
+        <w:rPr>
+          <w:sz w:val="21"/>
+          <w:szCs w:val="21"/>
+        </w:rPr>
+        <w:t xml:space="preserve">2. </w:t>
+      </w:r>
+      <w:r>
+        <w:rPr>
+          <w:b/>
+          <w:bCs/>
+          <w:sz w:val="21"/>
+          <w:szCs w:val="21"/>
+        </w:rPr>
+        <w:t xml:space="preserve">Agosto — metade do ano:</w:t>
+      </w:r>
+      <w:r>
+        <w:rPr>
+          <w:sz w:val="21"/>
+          <w:szCs w:val="21"/>
+        </w:rPr>
+        <w:t xml:space="preserve"> "já passou a metade do ano, ainda dá tempo de salvar 2027."</w:t>
+      </w:r>
+    </w:p>
+    <w:p>
+      <w:pPr>
+        <w:pStyle w:val="ListParagraph"/>
+        <w:numPr>
+          <w:ilvl w:val="0"/>
+          <w:numId w:val="2"/>
+        </w:numPr>
+        <w:spacing w:after="80"/>
+      </w:pPr>
+      <w:r>
+        <w:rPr>
+          <w:sz w:val="21"/>
+          <w:szCs w:val="21"/>
+        </w:rPr>
+        <w:t xml:space="preserve">3. </w:t>
+      </w:r>
+      <w:r>
+        <w:rPr>
+          <w:b/>
+          <w:bCs/>
+          <w:sz w:val="21"/>
+          <w:szCs w:val="21"/>
+        </w:rPr>
+        <w:t xml:space="preserve">Novembro — fim do ano:</w:t>
+      </w:r>
+      <w:r>
+        <w:rPr>
+          <w:sz w:val="21"/>
+          <w:szCs w:val="21"/>
+        </w:rPr>
+        <w:t xml:space="preserve"> "já é hora de se organizar para 2028, retrospectiva geral do que deu e não deu certo."</w:t>
+      </w:r>
+    </w:p>
+    <w:p>
+      <w:pPr>
+        <w:spacing w:after="160"/>
+      </w:pPr>
+      <w:r>
+        <w:rPr>
+          <w:sz w:val="21"/>
+          <w:szCs w:val="21"/>
+        </w:rPr>
+        <w:t xml:space="preserve">Em todos os três, desenvolver a linha de raciocínio (o "puxão de orelha" de reflexão) e, no meio/fim do carrossel, apresentar as opções da Eleva em ordem crescente de profundidade, como uma pequena trilha:</w:t>
+      </w:r>
+    </w:p>
+    <w:p>
+      <w:pPr>
+        <w:pStyle w:val="ListParagraph"/>
+        <w:numPr>
+          <w:ilvl w:val="0"/>
+          <w:numId w:val="1"/>
+        </w:numPr>
+        <w:spacing w:after="80"/>
+      </w:pPr>
+      <w:r>
+        <w:rPr>
+          <w:sz w:val="21"/>
+          <w:szCs w:val="21"/>
+        </w:rPr>
+        <w:t xml:space="preserve">Primeiro passo: </w:t>
+      </w:r>
+      <w:r>
+        <w:rPr>
+          <w:b/>
+          <w:bCs/>
+          <w:sz w:val="21"/>
+          <w:szCs w:val="21"/>
+        </w:rPr>
+        <w:t xml:space="preserve">curso</w:t>
+      </w:r>
+      <w:r>
+        <w:rPr>
+          <w:sz w:val="21"/>
+          <w:szCs w:val="21"/>
+        </w:rPr>
+        <w:t xml:space="preserve"> da Eleva (ou o curso Multiplicar Vendas, se o recorte for fornecedor).</w:t>
+      </w:r>
+    </w:p>
+    <w:p>
+      <w:pPr>
+        <w:pStyle w:val="ListParagraph"/>
+        <w:numPr>
+          <w:ilvl w:val="0"/>
+          <w:numId w:val="1"/>
+        </w:numPr>
+        <w:spacing w:after="80"/>
+      </w:pPr>
+      <w:r>
+        <w:rPr>
+          <w:sz w:val="21"/>
+          <w:szCs w:val="21"/>
+        </w:rPr>
+        <w:t xml:space="preserve">Se já tiver uma dor específica: </w:t>
+      </w:r>
+      <w:r>
+        <w:rPr>
+          <w:b/>
+          <w:bCs/>
+          <w:sz w:val="21"/>
+          <w:szCs w:val="21"/>
+        </w:rPr>
+        <w:t xml:space="preserve">sessão estratégica</w:t>
+      </w:r>
+      <w:r>
+        <w:rPr>
+          <w:sz w:val="21"/>
+          <w:szCs w:val="21"/>
+        </w:rPr>
+        <w:t xml:space="preserve"> com o Giuliano.</w:t>
+      </w:r>
+    </w:p>
+    <w:p>
+      <w:pPr>
+        <w:pStyle w:val="ListParagraph"/>
+        <w:numPr>
+          <w:ilvl w:val="0"/>
+          <w:numId w:val="1"/>
+        </w:numPr>
+        <w:spacing w:after="80"/>
+      </w:pPr>
+      <w:r>
+        <w:rPr>
+          <w:sz w:val="21"/>
+          <w:szCs w:val="21"/>
+        </w:rPr>
+        <w:t xml:space="preserve">Se tiver mais de uma dor e precisar resolver com mais profundidade: </w:t>
+      </w:r>
+      <w:r>
+        <w:rPr>
+          <w:b/>
+          <w:bCs/>
+          <w:sz w:val="21"/>
+          <w:szCs w:val="21"/>
+        </w:rPr>
+        <w:t xml:space="preserve">diagnóstico</w:t>
+      </w:r>
+      <w:r>
+        <w:rPr>
+          <w:sz w:val="21"/>
+          <w:szCs w:val="21"/>
+        </w:rPr>
+        <w:t xml:space="preserve">.</w:t>
+      </w:r>
+    </w:p>
+    <w:p>
+      <w:pPr>
+        <w:pStyle w:val="ListParagraph"/>
+        <w:numPr>
+          <w:ilvl w:val="0"/>
+          <w:numId w:val="1"/>
+        </w:numPr>
+        <w:spacing w:after="80"/>
+      </w:pPr>
+      <w:r>
+        <w:rPr>
+          <w:sz w:val="21"/>
+          <w:szCs w:val="21"/>
+        </w:rPr>
+        <w:t xml:space="preserve">Se quiser acompanhamento contínuo por alguns meses: </w:t>
+      </w:r>
+      <w:r>
+        <w:rPr>
+          <w:b/>
+          <w:bCs/>
+          <w:sz w:val="21"/>
+          <w:szCs w:val="21"/>
+        </w:rPr>
+        <w:t xml:space="preserve">mentoria</w:t>
+      </w:r>
+      <w:r>
+        <w:rPr>
+          <w:sz w:val="21"/>
+          <w:szCs w:val="21"/>
+        </w:rPr>
+        <w:t xml:space="preserve">.</w:t>
+      </w:r>
+    </w:p>
+    <w:p>
+      <w:pPr>
+        <w:pBdr>
+          <w:bottom w:val="single" w:color="cccccc" w:sz="6" w:space="4"/>
+        </w:pBdr>
+        <w:spacing w:after="200"/>
+      </w:pPr>
+    </w:p>
+    <w:p>
+      <w:pPr>
+        <w:pStyle w:val="Heading2"/>
+        <w:keepNext/>
+        <w:spacing w:after="150" w:before="300"/>
+      </w:pPr>
+      <w:r>
         <w:t xml:space="preserve">Lives mensais, a partir de março de 2027</w:t>
       </w:r>
     </w:p>
@@ -1561,6 +1880,68 @@
           <w:szCs w:val="21"/>
         </w:rPr>
         <w:t xml:space="preserve">Uma live por mês (tema e convidado a validar com o Giuliano). Fica disponível por uma semana no feed e depois sai do ar, permanecendo arquivada só dentro do portal/curso, para os alunos assistirem. Avaliar cortes a partir de cada live para alimentar o feed.</w:t>
+      </w:r>
+    </w:p>
+    <w:p>
+      <w:pPr>
+        <w:pBdr>
+          <w:left w:val="single" w:color="cccccc" w:sz="12" w:space="8"/>
+        </w:pBdr>
+        <w:spacing w:after="120"/>
+        <w:ind w:left="400"/>
+      </w:pPr>
+      <w:r>
+        <w:rPr>
+          <w:b/>
+          <w:bCs/>
+          <w:i/>
+          <w:iCs/>
+          <w:color w:val="333333"/>
+          <w:sz w:val="20"/>
+          <w:szCs w:val="20"/>
+        </w:rPr>
+        <w:t xml:space="preserve">Confirmar com o Giuliano</w:t>
+      </w:r>
+      <w:r>
+        <w:rPr>
+          <w:i/>
+          <w:iCs/>
+          <w:color w:val="333333"/>
+          <w:sz w:val="20"/>
+          <w:szCs w:val="20"/>
+        </w:rPr>
+        <w:t xml:space="preserve"> se ele consegue sustentar essa cadência de lives todo mês — é importante ele aparecer mais no feed, porque isso aumenta a autoridade dele e, consequentemente, facilita a venda de mentoria e diagnóstico mais adiante.</w:t>
+      </w:r>
+    </w:p>
+    <w:p>
+      <w:pPr>
+        <w:pBdr>
+          <w:left w:val="single" w:color="cccccc" w:sz="12" w:space="8"/>
+        </w:pBdr>
+        <w:spacing w:after="120"/>
+        <w:ind w:left="400"/>
+      </w:pPr>
+      <w:r>
+        <w:rPr>
+          <w:b/>
+          <w:bCs/>
+          <w:i/>
+          <w:iCs/>
+          <w:color w:val="333333"/>
+          <w:sz w:val="20"/>
+          <w:szCs w:val="20"/>
+        </w:rPr>
+        <w:t xml:space="preserve">Equilíbrio de convidados:</w:t>
+      </w:r>
+      <w:r>
+        <w:rPr>
+          <w:i/>
+          <w:iCs/>
+          <w:color w:val="333333"/>
+          <w:sz w:val="20"/>
+          <w:szCs w:val="20"/>
+        </w:rPr>
+        <w:t xml:space="preserve"> este ano o ElevaCast teve muito síndico e fornecedor, e pouco executivo. A partir de março, reforçar convidados executivos (geralmente de administradoras de condomínio), com temas como: gestão de ativos, revitalização predial, como organizam e expandem a carteira, parcerias com construtoras, e como selecionam síndicos parceiros.</w:t>
       </w:r>
     </w:p>
     <w:tbl>
@@ -1684,7 +2065,7 @@
                 <w:sz w:val="19"/>
                 <w:szCs w:val="19"/>
               </w:rPr>
-              <w:t xml:space="preserve">Hub de Negócios</w:t>
+              <w:t xml:space="preserve">Executivo de administradora — gestão de ativos ou revitalização predial</w:t>
             </w:r>
           </w:p>
         </w:tc>
@@ -1720,7 +2101,7 @@
                 <w:sz w:val="19"/>
                 <w:szCs w:val="19"/>
               </w:rPr>
-              <w:t xml:space="preserve">Corretora de Seguros</w:t>
+              <w:t xml:space="preserve">Corretora de Seguros — avaliar convite ao Beto (Hub de Seguros) ou à Mari</w:t>
             </w:r>
           </w:p>
         </w:tc>
@@ -1756,7 +2137,7 @@
                 <w:sz w:val="19"/>
                 <w:szCs w:val="19"/>
               </w:rPr>
-              <w:t xml:space="preserve">Executivos / mentoria</w:t>
+              <w:t xml:space="preserve">Executivo de administradora — como organizam e expandem a carteira</w:t>
             </w:r>
           </w:p>
         </w:tc>
@@ -1900,7 +2281,7 @@
                 <w:sz w:val="19"/>
                 <w:szCs w:val="19"/>
               </w:rPr>
-              <w:t xml:space="preserve">Síndico e administradora — final de ano, o que fizeram e o que falta fechar</w:t>
+              <w:t xml:space="preserve">Executivo de administradora — parcerias com construtoras ou seleção de síndicos parceiros</w:t>
             </w:r>
           </w:p>
         </w:tc>
@@ -1941,47 +2322,30 @@
           </w:p>
         </w:tc>
       </w:tr>
-      <w:tr>
-        <w:tc>
-          <w:tcPr>
-            <w:tcW w:type="dxa" w:w="4513"/>
-          </w:tcPr>
-          <w:p>
-            <w:r>
-              <w:rPr>
-                <w:b w:val="false"/>
-                <w:bCs w:val="false"/>
-                <w:color w:val="000000"/>
-                <w:sz w:val="19"/>
-                <w:szCs w:val="19"/>
-              </w:rPr>
-              <w:t xml:space="preserve">Dezembro</w:t>
-            </w:r>
-          </w:p>
-        </w:tc>
-        <w:tc>
-          <w:tcPr>
-            <w:tcW w:type="dxa" w:w="4513"/>
-          </w:tcPr>
-          <w:p>
-            <w:r>
-              <w:rPr>
-                <w:b w:val="false"/>
-                <w:bCs w:val="false"/>
-                <w:color w:val="000000"/>
-                <w:sz w:val="19"/>
-                <w:szCs w:val="19"/>
-              </w:rPr>
-              <w:t xml:space="preserve">Retrospectiva do ano e preparação para o próximo</w:t>
-            </w:r>
-          </w:p>
-        </w:tc>
-      </w:tr>
     </w:tbl>
     <w:p>
       <w:pPr>
         <w:spacing w:after="160"/>
       </w:pPr>
+    </w:p>
+    <w:p>
+      <w:pPr>
+        <w:pBdr>
+          <w:left w:val="single" w:color="cccccc" w:sz="12" w:space="8"/>
+        </w:pBdr>
+        <w:spacing w:after="120"/>
+        <w:ind w:left="400"/>
+      </w:pPr>
+      <w:r>
+        <w:rPr>
+          <w:i/>
+          <w:iCs/>
+          <w:color w:val="333333"/>
+          <w:sz w:val="20"/>
+          <w:szCs w:val="20"/>
+        </w:rPr>
+        <w:t xml:space="preserve">Sem live em dezembro — o Giuliano não terá tempo nesse período.</w:t>
+      </w:r>
     </w:p>
     <w:p>
       <w:pPr>
@@ -2077,7 +2441,7 @@
           <w:sz w:val="21"/>
           <w:szCs w:val="21"/>
         </w:rPr>
-        <w:t xml:space="preserve">Segue o ritmo de persona + assembleia quando o mês cair no rodízio (abril não está na lista de meses de assembleia — foco no caso real do mês e no Hub de Negócios, que estreou em março).</w:t>
+        <w:t xml:space="preserve">Foco em Hub de Negócios e Corretora de Seguros — as duas frentes mais recentes ganham mais espaço no conteúdo do mês. O tema de assembleia aparece de forma mais indireta, sem ser o assunto central (para intercalar a intensidade com março).</w:t>
       </w:r>
     </w:p>
     <w:p>
@@ -2144,7 +2508,7 @@
           <w:sz w:val="21"/>
           <w:szCs w:val="21"/>
         </w:rPr>
-        <w:t xml:space="preserve"> homenagem simples nos stories.</w:t>
+        <w:t xml:space="preserve"> conteúdo nos stories.</w:t>
       </w:r>
     </w:p>
     <w:p>
@@ -2184,10 +2548,19 @@
       </w:pPr>
       <w:r>
         <w:rPr>
-          <w:sz w:val="21"/>
-          <w:szCs w:val="21"/>
-        </w:rPr>
-        <w:t xml:space="preserve">Corretora de Seguros em pauta (live do mês).</w:t>
+          <w:b/>
+          <w:bCs/>
+          <w:sz w:val="21"/>
+          <w:szCs w:val="21"/>
+        </w:rPr>
+        <w:t xml:space="preserve">Inverno (maio a agosto, no Sul):</w:t>
+      </w:r>
+      <w:r>
+        <w:rPr>
+          <w:sz w:val="21"/>
+          <w:szCs w:val="21"/>
+        </w:rPr>
+        <w:t xml:space="preserve"> início da janela para falar do aumento da conta de luz nos condomínios e como o síndico pode se antecipar, montando um fundo de reserva específico para isso.</w:t>
       </w:r>
     </w:p>
     <w:p>
@@ -2259,6 +2632,23 @@
     </w:p>
     <w:p>
       <w:pPr>
+        <w:pStyle w:val="ListParagraph"/>
+        <w:numPr>
+          <w:ilvl w:val="0"/>
+          <w:numId w:val="1"/>
+        </w:numPr>
+        <w:spacing w:after="80"/>
+      </w:pPr>
+      <w:r>
+        <w:rPr>
+          <w:sz w:val="21"/>
+          <w:szCs w:val="21"/>
+        </w:rPr>
+        <w:t xml:space="preserve">Segue o tema de inverno/conta de luz, se não tiver sido totalmente coberto em maio.</w:t>
+      </w:r>
+    </w:p>
+    <w:p>
+      <w:pPr>
         <w:spacing w:after="100" w:before="200"/>
       </w:pPr>
       <w:r>
@@ -2334,6 +2724,23 @@
     </w:p>
     <w:p>
       <w:pPr>
+        <w:pStyle w:val="ListParagraph"/>
+        <w:numPr>
+          <w:ilvl w:val="0"/>
+          <w:numId w:val="1"/>
+        </w:numPr>
+        <w:spacing w:after="80"/>
+      </w:pPr>
+      <w:r>
+        <w:rPr>
+          <w:sz w:val="21"/>
+          <w:szCs w:val="21"/>
+        </w:rPr>
+        <w:t xml:space="preserve">Segue o tema de inverno/conta de luz.</w:t>
+      </w:r>
+    </w:p>
+    <w:p>
+      <w:pPr>
         <w:spacing w:after="100" w:before="200"/>
       </w:pPr>
       <w:r>
@@ -2384,10 +2791,36 @@
       </w:pPr>
       <w:r>
         <w:rPr>
-          <w:sz w:val="21"/>
-          <w:szCs w:val="21"/>
-        </w:rPr>
-        <w:t xml:space="preserve">Gancho de meio de ano: "já passou metade do ano, como está a sua carteira?" — puxando para curso, mentoria e diagnóstico, com retrospectiva pessoal do síndico/executivo e incentivo a já se preparar para o próximo ciclo (Portal, Hub, etc.).</w:t>
+          <w:b/>
+          <w:bCs/>
+          <w:sz w:val="21"/>
+          <w:szCs w:val="21"/>
+        </w:rPr>
+        <w:t xml:space="preserve">Carrossel "retrospectiva + caminho Eleva" — metade do ano</w:t>
+      </w:r>
+      <w:r>
+        <w:rPr>
+          <w:sz w:val="21"/>
+          <w:szCs w:val="21"/>
+        </w:rPr>
+        <w:t xml:space="preserve"> (ver série detalhada acima).</w:t>
+      </w:r>
+    </w:p>
+    <w:p>
+      <w:pPr>
+        <w:pStyle w:val="ListParagraph"/>
+        <w:numPr>
+          <w:ilvl w:val="0"/>
+          <w:numId w:val="1"/>
+        </w:numPr>
+        <w:spacing w:after="80"/>
+      </w:pPr>
+      <w:r>
+        <w:rPr>
+          <w:sz w:val="21"/>
+          <w:szCs w:val="21"/>
+        </w:rPr>
+        <w:t xml:space="preserve">Fecha a janela de inverno/conta de luz do condomínio.</w:t>
       </w:r>
     </w:p>
     <w:p>
@@ -2447,32 +2880,6 @@
           <w:sz w:val="21"/>
           <w:szCs w:val="21"/>
         </w:rPr>
-        <w:t xml:space="preserve">Inverno:</w:t>
-      </w:r>
-      <w:r>
-        <w:rPr>
-          <w:sz w:val="21"/>
-          <w:szCs w:val="21"/>
-        </w:rPr>
-        <w:t xml:space="preserve"> aumento da conta de luz nos condomínios — como o síndico pode se antecipar, montando um fundo de reserva específico para isso.</w:t>
-      </w:r>
-    </w:p>
-    <w:p>
-      <w:pPr>
-        <w:pStyle w:val="ListParagraph"/>
-        <w:numPr>
-          <w:ilvl w:val="0"/>
-          <w:numId w:val="1"/>
-        </w:numPr>
-        <w:spacing w:after="80"/>
-      </w:pPr>
-      <w:r>
-        <w:rPr>
-          <w:b/>
-          <w:bCs/>
-          <w:sz w:val="21"/>
-          <w:szCs w:val="21"/>
-        </w:rPr>
         <w:t xml:space="preserve">Assembleia</w:t>
       </w:r>
       <w:r>
@@ -2593,6 +3000,32 @@
       </w:pPr>
       <w:r>
         <w:rPr>
+          <w:b/>
+          <w:bCs/>
+          <w:sz w:val="21"/>
+          <w:szCs w:val="21"/>
+        </w:rPr>
+        <w:t xml:space="preserve">Carrossel "retrospectiva + caminho Eleva" — fim do ano</w:t>
+      </w:r>
+      <w:r>
+        <w:rPr>
+          <w:sz w:val="21"/>
+          <w:szCs w:val="21"/>
+        </w:rPr>
+        <w:t xml:space="preserve">, já preparando para 2028 (ver série detalhada acima).</w:t>
+      </w:r>
+    </w:p>
+    <w:p>
+      <w:pPr>
+        <w:pStyle w:val="ListParagraph"/>
+        <w:numPr>
+          <w:ilvl w:val="0"/>
+          <w:numId w:val="1"/>
+        </w:numPr>
+        <w:spacing w:after="80"/>
+      </w:pPr>
+      <w:r>
+        <w:rPr>
           <w:sz w:val="21"/>
           <w:szCs w:val="21"/>
         </w:rPr>
@@ -2628,41 +3061,50 @@
           <w:sz w:val="21"/>
           <w:szCs w:val="21"/>
         </w:rPr>
-        <w:t xml:space="preserve">Sem falar de férias, festas de fim de ano ou 13º.</w:t>
-      </w:r>
-    </w:p>
-    <w:p>
-      <w:pPr>
-        <w:pStyle w:val="ListParagraph"/>
-        <w:numPr>
-          <w:ilvl w:val="0"/>
-          <w:numId w:val="1"/>
-        </w:numPr>
-        <w:spacing w:after="80"/>
-      </w:pPr>
-      <w:r>
-        <w:rPr>
-          <w:sz w:val="21"/>
-          <w:szCs w:val="21"/>
-        </w:rPr>
-        <w:t xml:space="preserve">Gancho: aproveitar o período mais tranquilo (menos demanda do condomínio) para estudar e se desenvolver — puxando para curso, diagnóstico ou mentoria.</w:t>
-      </w:r>
-    </w:p>
-    <w:p>
-      <w:pPr>
-        <w:pStyle w:val="ListParagraph"/>
-        <w:numPr>
-          <w:ilvl w:val="0"/>
-          <w:numId w:val="1"/>
-        </w:numPr>
-        <w:spacing w:after="80"/>
-      </w:pPr>
-      <w:r>
-        <w:rPr>
-          <w:sz w:val="21"/>
-          <w:szCs w:val="21"/>
-        </w:rPr>
-        <w:t xml:space="preserve">Live de retrospectiva do ano e preparação para o próximo.</w:t>
+        <w:t xml:space="preserve">Sem live — o Giuliano não terá tempo nesse período.</w:t>
+      </w:r>
+    </w:p>
+    <w:p>
+      <w:pPr>
+        <w:pStyle w:val="ListParagraph"/>
+        <w:numPr>
+          <w:ilvl w:val="0"/>
+          <w:numId w:val="1"/>
+        </w:numPr>
+        <w:spacing w:after="80"/>
+      </w:pPr>
+      <w:r>
+        <w:rPr>
+          <w:b/>
+          <w:bCs/>
+          <w:sz w:val="21"/>
+          <w:szCs w:val="21"/>
+        </w:rPr>
+        <w:t xml:space="preserve">Semana de 15/12</w:t>
+      </w:r>
+      <w:r>
+        <w:rPr>
+          <w:sz w:val="21"/>
+          <w:szCs w:val="21"/>
+        </w:rPr>
+        <w:t xml:space="preserve"> (antes do público ficar mais focado em festas): primeiro teste da série "retrospectiva + caminho Eleva", em formato de carrossel — o que você fez esse ano, se não gostou do resultado já é hora de se preparar para o ano que vem, falando dos cursos e das próximas etapas (sessão estratégica → diagnóstico → mentoria).</w:t>
+      </w:r>
+    </w:p>
+    <w:p>
+      <w:pPr>
+        <w:pStyle w:val="ListParagraph"/>
+        <w:numPr>
+          <w:ilvl w:val="0"/>
+          <w:numId w:val="1"/>
+        </w:numPr>
+        <w:spacing w:after="80"/>
+      </w:pPr>
+      <w:r>
+        <w:rPr>
+          <w:sz w:val="21"/>
+          <w:szCs w:val="21"/>
+        </w:rPr>
+        <w:t xml:space="preserve">Gancho para o resto do mês: "se você estiver com mais tempo por causa da redução de demandas do condomínio, aproveite para estudar os cursos da Eleva."</w:t>
       </w:r>
     </w:p>
     <w:p>
@@ -2714,7 +3156,7 @@
           <w:sz w:val="21"/>
           <w:szCs w:val="21"/>
         </w:rPr>
-        <w:t xml:space="preserve">2. Validar o calendário de convidados e temas das lives mensais a partir de março/2027.</w:t>
+        <w:t xml:space="preserve">2. Confirmar se ele sustenta a cadência de lives mensais a partir de março/2027, e validar o calendário de convidados e temas (reforçando convidados executivos).</w:t>
       </w:r>
     </w:p>
     <w:p>
@@ -2766,6 +3208,56 @@
           <w:szCs w:val="21"/>
         </w:rPr>
         <w:t xml:space="preserve">5. Organizar a agenda de gravação dos vídeos mensais (1–2 para Instagram, 1 exclusivo para a comunidade do WhatsApp) e da live mensal a partir de março.</w:t>
+      </w:r>
+    </w:p>
+    <w:p>
+      <w:pPr>
+        <w:pStyle w:val="ListParagraph"/>
+        <w:numPr>
+          <w:ilvl w:val="0"/>
+          <w:numId w:val="2"/>
+        </w:numPr>
+        <w:spacing w:after="80"/>
+      </w:pPr>
+      <w:r>
+        <w:rPr>
+          <w:sz w:val="21"/>
+          <w:szCs w:val="21"/>
+        </w:rPr>
+        <w:t xml:space="preserve">6. Avaliar com o Beto (Hub de Seguros) e a Mari a possibilidade de um vídeo deles para a live/conteúdo de Corretora de Seguros em maio.</w:t>
+      </w:r>
+    </w:p>
+    <w:p>
+      <w:pPr>
+        <w:pStyle w:val="ListParagraph"/>
+        <w:numPr>
+          <w:ilvl w:val="0"/>
+          <w:numId w:val="2"/>
+        </w:numPr>
+        <w:spacing w:after="80"/>
+      </w:pPr>
+      <w:r>
+        <w:rPr>
+          <w:sz w:val="21"/>
+          <w:szCs w:val="21"/>
+        </w:rPr>
+        <w:t xml:space="preserve">7. </w:t>
+      </w:r>
+      <w:r>
+        <w:rPr>
+          <w:b/>
+          <w:bCs/>
+          <w:sz w:val="21"/>
+          <w:szCs w:val="21"/>
+        </w:rPr>
+        <w:t xml:space="preserve">Mapear as datas de aniversário de cada frente</w:t>
+      </w:r>
+      <w:r>
+        <w:rPr>
+          <w:sz w:val="21"/>
+          <w:szCs w:val="21"/>
+        </w:rPr>
+        <w:t xml:space="preserve"> (Portal do Síndico — outubro, Mentoria, Hub de Negócios, Corretora de Seguros) ao longo do ano, para usar cada aniversário como gancho de cupom de desconto ou oferta pontual.</w:t>
       </w:r>
     </w:p>
     <w:sectPr>

--- a/eleva/calendario-acoes-marketing-2026-2027.docx
+++ b/eleva/calendario-acoes-marketing-2026-2027.docx
@@ -980,7 +980,16 @@
           <w:sz w:val="21"/>
           <w:szCs w:val="21"/>
         </w:rPr>
-        <w:t xml:space="preserve">"O que mudou na sua rotina em quem já testou o portal esse primeiro mês" — mini-balanço dos primeiros usuários.</w:t>
+        <w:t xml:space="preserve">"O que mudou na sua rotina em quem já testou o portal esse primeiro mês" — mini-balanço dos primeiros usuários. </w:t>
+      </w:r>
+      <w:r>
+        <w:rPr>
+          <w:i/>
+          <w:iCs/>
+          <w:sz w:val="21"/>
+          <w:szCs w:val="21"/>
+        </w:rPr>
+        <w:t xml:space="preserve">Observação: pedir para cada um dos integrantes da Straategia dar o depoimento, para usarmos como material.</w:t>
       </w:r>
     </w:p>
     <w:p>
@@ -1014,7 +1023,16 @@
           <w:sz w:val="21"/>
           <w:szCs w:val="21"/>
         </w:rPr>
-        <w:t xml:space="preserve">"As funções do portal que mais pouparam tempo dos primeiros síndicos que testaram" — reforço de benefício, formato de ranking/lista.</w:t>
+        <w:t xml:space="preserve">"As funções do portal que mais pouparam tempo dos primeiros síndicos que testaram" — reforço de benefício, formato de ranking/lista. </w:t>
+      </w:r>
+      <w:r>
+        <w:rPr>
+          <w:i/>
+          <w:iCs/>
+          <w:sz w:val="21"/>
+          <w:szCs w:val="21"/>
+        </w:rPr>
+        <w:t xml:space="preserve">Pedir para o Giuliano levantar, com os usuários que começaram a usar em outubro e novembro, quais funções foram mais usadas nesse período e quanto tempo em média isso poupou — vira o dado real por trás do post.</w:t>
       </w:r>
     </w:p>
     <w:p>
@@ -1277,19 +1295,10 @@
       </w:pPr>
       <w:r>
         <w:rPr>
-          <w:b/>
-          <w:bCs/>
-          <w:sz w:val="21"/>
-          <w:szCs w:val="21"/>
-        </w:rPr>
-        <w:t xml:space="preserve">Gancho de início de ano:</w:t>
-      </w:r>
-      <w:r>
-        <w:rPr>
-          <w:sz w:val="21"/>
-          <w:szCs w:val="21"/>
-        </w:rPr>
-        <w:t xml:space="preserve"> "já começou 2027 — como estava a sua carteira em 2026? O que vai fazer diferente esse ano?" (primeira aparição da série "retrospectiva + caminho Eleva", ver detalhe mais abaixo).</w:t>
+          <w:sz w:val="21"/>
+          <w:szCs w:val="21"/>
+        </w:rPr>
+        <w:t xml:space="preserve">Sem gancho de "início de ano/retrospectiva" nesse mês — em janeiro o público ainda não está no clima de fazer curso; esse gancho entra em fevereiro/março (ver abaixo).</w:t>
       </w:r>
     </w:p>
     <w:p>
@@ -1386,6 +1395,32 @@
           <w:sz w:val="21"/>
           <w:szCs w:val="21"/>
         </w:rPr>
+        <w:t xml:space="preserve">Gancho de início de ano:</w:t>
+      </w:r>
+      <w:r>
+        <w:rPr>
+          <w:sz w:val="21"/>
+          <w:szCs w:val="21"/>
+        </w:rPr>
+        <w:t xml:space="preserve"> "já começou 2027 — como estava a sua carteira em 2026? O que vai fazer diferente esse ano?" (primeira aparição da série "retrospectiva + caminho Eleva", ver detalhe mais abaixo).</w:t>
+      </w:r>
+    </w:p>
+    <w:p>
+      <w:pPr>
+        <w:pStyle w:val="ListParagraph"/>
+        <w:numPr>
+          <w:ilvl w:val="0"/>
+          <w:numId w:val="1"/>
+        </w:numPr>
+        <w:spacing w:after="80"/>
+      </w:pPr>
+      <w:r>
+        <w:rPr>
+          <w:b/>
+          <w:bCs/>
+          <w:sz w:val="21"/>
+          <w:szCs w:val="21"/>
+        </w:rPr>
         <w:t xml:space="preserve">Final de fevereiro:</w:t>
       </w:r>
       <w:r>
@@ -1409,7 +1444,16 @@
           <w:sz w:val="21"/>
           <w:szCs w:val="21"/>
         </w:rPr>
-        <w:t xml:space="preserve"> — a pessoa já se organizando para o início da temporada.</w:t>
+        <w:t xml:space="preserve">. </w:t>
+      </w:r>
+      <w:r>
+        <w:rPr>
+          <w:i/>
+          <w:iCs/>
+          <w:sz w:val="21"/>
+          <w:szCs w:val="21"/>
+        </w:rPr>
+        <w:t xml:space="preserve">O que é, para explicar ao Giuliano: um conteúdo/checklist com o mínimo que o síndico precisa ter organizado antes da assembleia — convocação, pauta, documentos e prestação de contas em dia — para ele chegar preparado e sem imprevistos.</w:t>
       </w:r>
     </w:p>
     <w:p>
@@ -1462,67 +1506,49 @@
           <w:sz w:val="21"/>
           <w:szCs w:val="21"/>
         </w:rPr>
-        <w:t xml:space="preserve">Começa o pico de novos contratos e assembleias para mudança de síndico — aprofundar esse tópico. Também introduz Hub de Negócios e Corretora de Seguros como conteúdo (sem oferta comercial ainda).</w:t>
-      </w:r>
-    </w:p>
-    <w:p>
-      <w:pPr>
-        <w:pStyle w:val="ListParagraph"/>
-        <w:numPr>
-          <w:ilvl w:val="0"/>
-          <w:numId w:val="1"/>
-        </w:numPr>
-        <w:spacing w:after="80"/>
-      </w:pPr>
-      <w:r>
-        <w:rPr>
-          <w:b/>
-          <w:bCs/>
-          <w:sz w:val="21"/>
-          <w:szCs w:val="21"/>
-        </w:rPr>
-        <w:t xml:space="preserve">Assembleia</w:t>
-      </w:r>
-      <w:r>
-        <w:rPr>
-          <w:sz w:val="21"/>
-          <w:szCs w:val="21"/>
-        </w:rPr>
-        <w:t xml:space="preserve"> como tema central do mês.</w:t>
-      </w:r>
-    </w:p>
-    <w:p>
-      <w:pPr>
-        <w:pStyle w:val="ListParagraph"/>
-        <w:numPr>
-          <w:ilvl w:val="0"/>
-          <w:numId w:val="1"/>
-        </w:numPr>
-        <w:spacing w:after="80"/>
-      </w:pPr>
-      <w:r>
-        <w:rPr>
-          <w:sz w:val="21"/>
-          <w:szCs w:val="21"/>
-        </w:rPr>
-        <w:t xml:space="preserve">Hub de Negócios — primeira menção.</w:t>
-      </w:r>
-    </w:p>
-    <w:p>
-      <w:pPr>
-        <w:pStyle w:val="ListParagraph"/>
-        <w:numPr>
-          <w:ilvl w:val="0"/>
-          <w:numId w:val="1"/>
-        </w:numPr>
-        <w:spacing w:after="80"/>
-      </w:pPr>
-      <w:r>
-        <w:rPr>
-          <w:sz w:val="21"/>
-          <w:szCs w:val="21"/>
-        </w:rPr>
-        <w:t xml:space="preserve">Corretora de Seguros — primeira menção.</w:t>
+        <w:t xml:space="preserve">Começa o pico de novos contratos e assembleias para mudança de síndico — aprofundar esse tópico.</w:t>
+      </w:r>
+    </w:p>
+    <w:p>
+      <w:pPr>
+        <w:spacing w:after="160"/>
+      </w:pPr>
+      <w:r>
+        <w:rPr>
+          <w:b/>
+          <w:bCs/>
+          <w:sz w:val="21"/>
+          <w:szCs w:val="21"/>
+        </w:rPr>
+        <w:t xml:space="preserve">Tema 1 — Assembleia</w:t>
+      </w:r>
+      <w:r>
+        <w:rPr>
+          <w:sz w:val="21"/>
+          <w:szCs w:val="21"/>
+        </w:rPr>
+        <w:t xml:space="preserve">, como tema central e tópico independente do mês.</w:t>
+      </w:r>
+    </w:p>
+    <w:p>
+      <w:pPr>
+        <w:spacing w:after="160"/>
+      </w:pPr>
+      <w:r>
+        <w:rPr>
+          <w:b/>
+          <w:bCs/>
+          <w:sz w:val="21"/>
+          <w:szCs w:val="21"/>
+        </w:rPr>
+        <w:t xml:space="preserve">Tema 2 — Hub de Negócios e Corretora de Seguros</w:t>
+      </w:r>
+      <w:r>
+        <w:rPr>
+          <w:sz w:val="21"/>
+          <w:szCs w:val="21"/>
+        </w:rPr>
+        <w:t xml:space="preserve">, primeira menção de cada, como conteúdo (sem oferta comercial ainda) e separado do tópico de assembleia.</w:t>
       </w:r>
     </w:p>
     <w:p>
@@ -1632,7 +1658,7 @@
           <w:sz w:val="21"/>
           <w:szCs w:val="21"/>
         </w:rPr>
-        <w:t xml:space="preserve">Março — início do ano:</w:t>
+        <w:t xml:space="preserve">Fevereiro/março — início do ano:</w:t>
       </w:r>
       <w:r>
         <w:rPr>
@@ -2101,7 +2127,7 @@
                 <w:sz w:val="19"/>
                 <w:szCs w:val="19"/>
               </w:rPr>
-              <w:t xml:space="preserve">Corretora de Seguros — avaliar convite ao Beto (Hub de Seguros) ou à Mari</w:t>
+              <w:t xml:space="preserve">Corretora de Seguros — convidar o Beto</w:t>
             </w:r>
           </w:p>
         </w:tc>
@@ -2137,7 +2163,7 @@
                 <w:sz w:val="19"/>
                 <w:szCs w:val="19"/>
               </w:rPr>
-              <w:t xml:space="preserve">Executivo de administradora — como organizam e expandem a carteira</w:t>
+              <w:t xml:space="preserve">Hub de Negócios — convidar a Mari. Se der, manter também a live com executivo de administradora sobre como organizam e expandem a carteira (avaliar fazer duas lives no mês)</w:t>
             </w:r>
           </w:p>
         </w:tc>
@@ -2209,7 +2235,7 @@
                 <w:sz w:val="19"/>
                 <w:szCs w:val="19"/>
               </w:rPr>
-              <w:t xml:space="preserve">Depoimento de cliente, se já houver algum disponível</w:t>
+              <w:t xml:space="preserve">Depoimento de cliente, se já houver algum disponível. Se não houver, repete Corretora de Seguros e Hub de Negócios, chamando novamente o Beto e a Mari</w:t>
             </w:r>
           </w:p>
         </w:tc>
@@ -2317,7 +2343,7 @@
                 <w:sz w:val="19"/>
                 <w:szCs w:val="19"/>
               </w:rPr>
-              <w:t xml:space="preserve">Fechamento do ano (convidado a definir)</w:t>
+              <w:t xml:space="preserve">Fechamento do ano — convidar um fornecedor, um síndico e um executivo juntos, para contar como foi o ano para cada um e como estão se organizando para o próximo</w:t>
             </w:r>
           </w:p>
         </w:tc>
@@ -2330,6 +2356,32 @@
     </w:p>
     <w:p>
       <w:pPr>
+        <w:spacing w:after="160"/>
+      </w:pPr>
+      <w:r>
+        <w:rPr>
+          <w:i/>
+          <w:iCs/>
+          <w:sz w:val="21"/>
+          <w:szCs w:val="21"/>
+        </w:rPr>
+        <w:t xml:space="preserve">Confirmar os nomes exatos — Beto e Mari cuidam de Corretora de Seguros e Hub de Negócios, mas vale confirmar com o Giuliano quem está em cada frente antes de formalizar o convite.</w:t>
+      </w:r>
+    </w:p>
+    <w:p>
+      <w:pPr>
+        <w:spacing w:after="160"/>
+      </w:pPr>
+      <w:r>
+        <w:rPr>
+          <w:sz w:val="21"/>
+          <w:szCs w:val="21"/>
+        </w:rPr>
+        <w:t xml:space="preserve">Além de aparecerem nas lives, os vídeos do Beto (Corretora de Seguros) e da Mari (Hub de Negócios) também devem virar conteúdo próprio no feed/comunidade, não só participação pontual na live.</w:t>
+      </w:r>
+    </w:p>
+    <w:p>
+      <w:pPr>
         <w:pBdr>
           <w:left w:val="single" w:color="cccccc" w:sz="12" w:space="8"/>
         </w:pBdr>
@@ -2344,7 +2396,7 @@
           <w:sz w:val="20"/>
           <w:szCs w:val="20"/>
         </w:rPr>
-        <w:t xml:space="preserve">Sem live em dezembro — o Giuliano não terá tempo nesse período.</w:t>
+        <w:t xml:space="preserve">Sem live em dezembro.</w:t>
       </w:r>
     </w:p>
     <w:p>
@@ -2461,6 +2513,60 @@
     </w:p>
     <w:p>
       <w:pPr>
+        <w:spacing w:after="160"/>
+      </w:pPr>
+      <w:r>
+        <w:rPr>
+          <w:b/>
+          <w:bCs/>
+          <w:sz w:val="21"/>
+          <w:szCs w:val="21"/>
+        </w:rPr>
+        <w:t xml:space="preserve">Tema 1 — Assembleia</w:t>
+      </w:r>
+      <w:r>
+        <w:rPr>
+          <w:sz w:val="21"/>
+          <w:szCs w:val="21"/>
+        </w:rPr>
+        <w:t xml:space="preserve"> (no rodízio do mês), como tópico independente.</w:t>
+      </w:r>
+    </w:p>
+    <w:p>
+      <w:pPr>
+        <w:spacing w:after="160"/>
+      </w:pPr>
+      <w:r>
+        <w:rPr>
+          <w:b/>
+          <w:bCs/>
+          <w:sz w:val="21"/>
+          <w:szCs w:val="21"/>
+        </w:rPr>
+        <w:t xml:space="preserve">Tema 2 — Corretora de Seguros</w:t>
+      </w:r>
+      <w:r>
+        <w:rPr>
+          <w:sz w:val="21"/>
+          <w:szCs w:val="21"/>
+        </w:rPr>
+        <w:t xml:space="preserve">, com o vídeo do Beto, tópico separado da assembleia para não misturar os dois assuntos.</w:t>
+      </w:r>
+    </w:p>
+    <w:p>
+      <w:pPr>
+        <w:spacing w:after="160"/>
+      </w:pPr>
+      <w:r>
+        <w:rPr>
+          <w:sz w:val="21"/>
+          <w:szCs w:val="21"/>
+        </w:rPr>
+        <w:t xml:space="preserve">Outros temas do mês:</w:t>
+      </w:r>
+    </w:p>
+    <w:p>
+      <w:pPr>
         <w:pStyle w:val="ListParagraph"/>
         <w:numPr>
           <w:ilvl w:val="0"/>
@@ -2509,32 +2615,6 @@
           <w:szCs w:val="21"/>
         </w:rPr>
         <w:t xml:space="preserve"> conteúdo nos stories.</w:t>
-      </w:r>
-    </w:p>
-    <w:p>
-      <w:pPr>
-        <w:pStyle w:val="ListParagraph"/>
-        <w:numPr>
-          <w:ilvl w:val="0"/>
-          <w:numId w:val="1"/>
-        </w:numPr>
-        <w:spacing w:after="80"/>
-      </w:pPr>
-      <w:r>
-        <w:rPr>
-          <w:b/>
-          <w:bCs/>
-          <w:sz w:val="21"/>
-          <w:szCs w:val="21"/>
-        </w:rPr>
-        <w:t xml:space="preserve">Assembleia</w:t>
-      </w:r>
-      <w:r>
-        <w:rPr>
-          <w:sz w:val="21"/>
-          <w:szCs w:val="21"/>
-        </w:rPr>
-        <w:t xml:space="preserve"> no rodízio do mês.</w:t>
       </w:r>
     </w:p>
     <w:p>
@@ -2580,6 +2660,39 @@
     </w:p>
     <w:p>
       <w:pPr>
+        <w:spacing w:after="160"/>
+      </w:pPr>
+      <w:r>
+        <w:rPr>
+          <w:b/>
+          <w:bCs/>
+          <w:sz w:val="21"/>
+          <w:szCs w:val="21"/>
+        </w:rPr>
+        <w:t xml:space="preserve">Tema 1 — Hub de Negócios</w:t>
+      </w:r>
+      <w:r>
+        <w:rPr>
+          <w:sz w:val="21"/>
+          <w:szCs w:val="21"/>
+        </w:rPr>
+        <w:t xml:space="preserve">, com o vídeo da Mari, tópico próprio e independente.</w:t>
+      </w:r>
+    </w:p>
+    <w:p>
+      <w:pPr>
+        <w:spacing w:after="160"/>
+      </w:pPr>
+      <w:r>
+        <w:rPr>
+          <w:sz w:val="21"/>
+          <w:szCs w:val="21"/>
+        </w:rPr>
+        <w:t xml:space="preserve">Outros temas do mês:</w:t>
+      </w:r>
+    </w:p>
+    <w:p>
+      <w:pPr>
         <w:pStyle w:val="ListParagraph"/>
         <w:numPr>
           <w:ilvl w:val="0"/>
@@ -2664,6 +2777,39 @@
     </w:p>
     <w:p>
       <w:pPr>
+        <w:spacing w:after="160"/>
+      </w:pPr>
+      <w:r>
+        <w:rPr>
+          <w:b/>
+          <w:bCs/>
+          <w:sz w:val="21"/>
+          <w:szCs w:val="21"/>
+        </w:rPr>
+        <w:t xml:space="preserve">Tema 1 — Assembleia</w:t>
+      </w:r>
+      <w:r>
+        <w:rPr>
+          <w:sz w:val="21"/>
+          <w:szCs w:val="21"/>
+        </w:rPr>
+        <w:t xml:space="preserve"> (no rodízio do mês), como tópico independente.</w:t>
+      </w:r>
+    </w:p>
+    <w:p>
+      <w:pPr>
+        <w:spacing w:after="160"/>
+      </w:pPr>
+      <w:r>
+        <w:rPr>
+          <w:sz w:val="21"/>
+          <w:szCs w:val="21"/>
+        </w:rPr>
+        <w:t xml:space="preserve">Outros temas do mês:</w:t>
+      </w:r>
+    </w:p>
+    <w:p>
+      <w:pPr>
         <w:pStyle w:val="ListParagraph"/>
         <w:numPr>
           <w:ilvl w:val="0"/>
@@ -2677,32 +2823,6 @@
           <w:szCs w:val="21"/>
         </w:rPr>
         <w:t xml:space="preserve">Preparar o condomínio para as férias escolares: segurança em playground e áreas comuns, antecipar possíveis conflitos com moradores por causa do maior movimento de crianças.</w:t>
-      </w:r>
-    </w:p>
-    <w:p>
-      <w:pPr>
-        <w:pStyle w:val="ListParagraph"/>
-        <w:numPr>
-          <w:ilvl w:val="0"/>
-          <w:numId w:val="1"/>
-        </w:numPr>
-        <w:spacing w:after="80"/>
-      </w:pPr>
-      <w:r>
-        <w:rPr>
-          <w:b/>
-          <w:bCs/>
-          <w:sz w:val="21"/>
-          <w:szCs w:val="21"/>
-        </w:rPr>
-        <w:t xml:space="preserve">Assembleia</w:t>
-      </w:r>
-      <w:r>
-        <w:rPr>
-          <w:sz w:val="21"/>
-          <w:szCs w:val="21"/>
-        </w:rPr>
-        <w:t xml:space="preserve"> no rodízio do mês.</w:t>
       </w:r>
     </w:p>
     <w:p>
@@ -2825,6 +2945,23 @@
     </w:p>
     <w:p>
       <w:pPr>
+        <w:pStyle w:val="ListParagraph"/>
+        <w:numPr>
+          <w:ilvl w:val="0"/>
+          <w:numId w:val="1"/>
+        </w:numPr>
+        <w:spacing w:after="80"/>
+      </w:pPr>
+      <w:r>
+        <w:rPr>
+          <w:sz w:val="21"/>
+          <w:szCs w:val="21"/>
+        </w:rPr>
+        <w:t xml:space="preserve">Se a live do mês não tiver depoimento de cliente, volta como tópico independente a Corretora de Seguros e o Hub de Negócios (Beto e Mari).</w:t>
+      </w:r>
+    </w:p>
+    <w:p>
+      <w:pPr>
         <w:spacing w:after="100" w:before="200"/>
       </w:pPr>
       <w:r>
@@ -2840,6 +2977,39 @@
     </w:p>
     <w:p>
       <w:pPr>
+        <w:spacing w:after="160"/>
+      </w:pPr>
+      <w:r>
+        <w:rPr>
+          <w:b/>
+          <w:bCs/>
+          <w:sz w:val="21"/>
+          <w:szCs w:val="21"/>
+        </w:rPr>
+        <w:t xml:space="preserve">Tema 1 — Assembleia</w:t>
+      </w:r>
+      <w:r>
+        <w:rPr>
+          <w:sz w:val="21"/>
+          <w:szCs w:val="21"/>
+        </w:rPr>
+        <w:t xml:space="preserve"> (no rodízio do mês), como tópico independente.</w:t>
+      </w:r>
+    </w:p>
+    <w:p>
+      <w:pPr>
+        <w:spacing w:after="160"/>
+      </w:pPr>
+      <w:r>
+        <w:rPr>
+          <w:sz w:val="21"/>
+          <w:szCs w:val="21"/>
+        </w:rPr>
+        <w:t xml:space="preserve">Outros temas do mês:</w:t>
+      </w:r>
+    </w:p>
+    <w:p>
+      <w:pPr>
         <w:pStyle w:val="ListParagraph"/>
         <w:numPr>
           <w:ilvl w:val="0"/>
@@ -2862,32 +3032,6 @@
           <w:szCs w:val="21"/>
         </w:rPr>
         <w:t xml:space="preserve"> estresse e saúde mental do síndico, como lidar melhor com a rotina.</w:t>
-      </w:r>
-    </w:p>
-    <w:p>
-      <w:pPr>
-        <w:pStyle w:val="ListParagraph"/>
-        <w:numPr>
-          <w:ilvl w:val="0"/>
-          <w:numId w:val="1"/>
-        </w:numPr>
-        <w:spacing w:after="80"/>
-      </w:pPr>
-      <w:r>
-        <w:rPr>
-          <w:b/>
-          <w:bCs/>
-          <w:sz w:val="21"/>
-          <w:szCs w:val="21"/>
-        </w:rPr>
-        <w:t xml:space="preserve">Assembleia</w:t>
-      </w:r>
-      <w:r>
-        <w:rPr>
-          <w:sz w:val="21"/>
-          <w:szCs w:val="21"/>
-        </w:rPr>
-        <w:t xml:space="preserve"> no rodízio do mês.</w:t>
       </w:r>
     </w:p>
     <w:p>
@@ -2907,28 +3051,35 @@
     </w:p>
     <w:p>
       <w:pPr>
-        <w:pStyle w:val="ListParagraph"/>
-        <w:numPr>
-          <w:ilvl w:val="0"/>
-          <w:numId w:val="1"/>
-        </w:numPr>
-        <w:spacing w:after="80"/>
-      </w:pPr>
-      <w:r>
-        <w:rPr>
-          <w:b/>
-          <w:bCs/>
-          <w:sz w:val="21"/>
-          <w:szCs w:val="21"/>
-        </w:rPr>
-        <w:t xml:space="preserve">Assembleia</w:t>
-      </w:r>
-      <w:r>
-        <w:rPr>
-          <w:sz w:val="21"/>
-          <w:szCs w:val="21"/>
-        </w:rPr>
-        <w:t xml:space="preserve"> no rodízio do mês, com foco na reta final — fechar os últimos contratos/condomínios antes do fim do ano.</w:t>
+        <w:spacing w:after="160"/>
+      </w:pPr>
+      <w:r>
+        <w:rPr>
+          <w:b/>
+          <w:bCs/>
+          <w:sz w:val="21"/>
+          <w:szCs w:val="21"/>
+        </w:rPr>
+        <w:t xml:space="preserve">Tema 1 — Assembleia</w:t>
+      </w:r>
+      <w:r>
+        <w:rPr>
+          <w:sz w:val="21"/>
+          <w:szCs w:val="21"/>
+        </w:rPr>
+        <w:t xml:space="preserve"> (no rodízio do mês), com foco na reta final — fechar os últimos contratos/condomínios antes do fim do ano.</w:t>
+      </w:r>
+    </w:p>
+    <w:p>
+      <w:pPr>
+        <w:spacing w:after="160"/>
+      </w:pPr>
+      <w:r>
+        <w:rPr>
+          <w:sz w:val="21"/>
+          <w:szCs w:val="21"/>
+        </w:rPr>
+        <w:t xml:space="preserve">Outros temas do mês:</w:t>
       </w:r>
     </w:p>
     <w:p>
@@ -2965,28 +3116,35 @@
     </w:p>
     <w:p>
       <w:pPr>
-        <w:pStyle w:val="ListParagraph"/>
-        <w:numPr>
-          <w:ilvl w:val="0"/>
-          <w:numId w:val="1"/>
-        </w:numPr>
-        <w:spacing w:after="80"/>
-      </w:pPr>
-      <w:r>
-        <w:rPr>
-          <w:b/>
-          <w:bCs/>
-          <w:sz w:val="21"/>
-          <w:szCs w:val="21"/>
-        </w:rPr>
-        <w:t xml:space="preserve">Assembleia</w:t>
-      </w:r>
-      <w:r>
-        <w:rPr>
-          <w:sz w:val="21"/>
-          <w:szCs w:val="21"/>
-        </w:rPr>
-        <w:t xml:space="preserve"> no rodízio do mês, mesma lógica de reta final do ano.</w:t>
+        <w:spacing w:after="160"/>
+      </w:pPr>
+      <w:r>
+        <w:rPr>
+          <w:b/>
+          <w:bCs/>
+          <w:sz w:val="21"/>
+          <w:szCs w:val="21"/>
+        </w:rPr>
+        <w:t xml:space="preserve">Tema 1 — Assembleia</w:t>
+      </w:r>
+      <w:r>
+        <w:rPr>
+          <w:sz w:val="21"/>
+          <w:szCs w:val="21"/>
+        </w:rPr>
+        <w:t xml:space="preserve"> (no rodízio do mês), mesma lógica de reta final do ano, como tópico independente.</w:t>
+      </w:r>
+    </w:p>
+    <w:p>
+      <w:pPr>
+        <w:spacing w:after="160"/>
+      </w:pPr>
+      <w:r>
+        <w:rPr>
+          <w:sz w:val="21"/>
+          <w:szCs w:val="21"/>
+        </w:rPr>
+        <w:t xml:space="preserve">Outros temas do mês:</w:t>
       </w:r>
     </w:p>
     <w:p>
@@ -3029,7 +3187,7 @@
           <w:sz w:val="21"/>
           <w:szCs w:val="21"/>
         </w:rPr>
-        <w:t xml:space="preserve">Live de fechamento do ano.</w:t>
+        <w:t xml:space="preserve">Live de fechamento do ano — convidar um fornecedor, um síndico e um executivo juntos.</w:t>
       </w:r>
     </w:p>
     <w:p>
@@ -3061,7 +3219,7 @@
           <w:sz w:val="21"/>
           <w:szCs w:val="21"/>
         </w:rPr>
-        <w:t xml:space="preserve">Sem live — o Giuliano não terá tempo nesse período.</w:t>
+        <w:t xml:space="preserve">Sem live.</w:t>
       </w:r>
     </w:p>
     <w:p>

--- a/eleva/calendario-acoes-marketing-2026-2027.docx
+++ b/eleva/calendario-acoes-marketing-2026-2027.docx
@@ -989,7 +989,7 @@
           <w:sz w:val="21"/>
           <w:szCs w:val="21"/>
         </w:rPr>
-        <w:t xml:space="preserve">Observação: pedir para cada um dos integrantes da Straategia dar o depoimento, para usarmos como material.</w:t>
+        <w:t xml:space="preserve">Observação: pedir para cada um dos integrantes da Strategia dar o depoimento, para usarmos como material.</w:t>
       </w:r>
     </w:p>
     <w:p>
@@ -2360,12 +2360,10 @@
       </w:pPr>
       <w:r>
         <w:rPr>
-          <w:i/>
-          <w:iCs/>
-          <w:sz w:val="21"/>
-          <w:szCs w:val="21"/>
-        </w:rPr>
-        <w:t xml:space="preserve">Confirmar os nomes exatos — Beto e Mari cuidam de Corretora de Seguros e Hub de Negócios, mas vale confirmar com o Giuliano quem está em cada frente antes de formalizar o convite.</w:t>
+          <w:sz w:val="21"/>
+          <w:szCs w:val="21"/>
+        </w:rPr>
+        <w:t xml:space="preserve">Beto é o rosto da Eleva Corretora de Seguros, e Mari é o rosto da Eleva Hub de Negócios — por isso cada um entra só na frente que representa.</w:t>
       </w:r>
     </w:p>
     <w:p>
@@ -3382,7 +3380,7 @@
           <w:sz w:val="21"/>
           <w:szCs w:val="21"/>
         </w:rPr>
-        <w:t xml:space="preserve">6. Avaliar com o Beto (Hub de Seguros) e a Mari a possibilidade de um vídeo deles para a live/conteúdo de Corretora de Seguros em maio.</w:t>
+        <w:t xml:space="preserve">6. Gravar com o Beto (Corretora de Seguros) e a Mari (Hub de Negócios) os vídeos deles para as respectivas lives/conteúdos em maio e junho.</w:t>
       </w:r>
     </w:p>
     <w:p>
@@ -3400,6 +3398,72 @@
           <w:szCs w:val="21"/>
         </w:rPr>
         <w:t xml:space="preserve">7. </w:t>
+      </w:r>
+      <w:r>
+        <w:rPr>
+          <w:b/>
+          <w:bCs/>
+          <w:sz w:val="21"/>
+          <w:szCs w:val="21"/>
+        </w:rPr>
+        <w:t xml:space="preserve">Verificar com o Giuliano as pendências de vídeo que ele ficou de gravar</w:t>
+      </w:r>
+      <w:r>
+        <w:rPr>
+          <w:sz w:val="21"/>
+          <w:szCs w:val="21"/>
+        </w:rPr>
+        <w:t xml:space="preserve"> — quando ele consegue entregar.</w:t>
+      </w:r>
+    </w:p>
+    <w:p>
+      <w:pPr>
+        <w:pStyle w:val="ListParagraph"/>
+        <w:numPr>
+          <w:ilvl w:val="0"/>
+          <w:numId w:val="2"/>
+        </w:numPr>
+        <w:spacing w:after="80"/>
+      </w:pPr>
+      <w:r>
+        <w:rPr>
+          <w:sz w:val="21"/>
+          <w:szCs w:val="21"/>
+        </w:rPr>
+        <w:t xml:space="preserve">8. </w:t>
+      </w:r>
+      <w:r>
+        <w:rPr>
+          <w:b/>
+          <w:bCs/>
+          <w:sz w:val="21"/>
+          <w:szCs w:val="21"/>
+        </w:rPr>
+        <w:t xml:space="preserve">Captação de conteúdo na Strategia:</w:t>
+      </w:r>
+      <w:r>
+        <w:rPr>
+          <w:sz w:val="21"/>
+          <w:szCs w:val="21"/>
+        </w:rPr>
+        <w:t xml:space="preserve"> não aconteceu essa semana por causa da chuva. Nova data marcada para o dia 15, semana que vem — confirmar se o Giuliano também quer participar, para já reservar uma hora só para gravar ele.</w:t>
+      </w:r>
+    </w:p>
+    <w:p>
+      <w:pPr>
+        <w:pStyle w:val="ListParagraph"/>
+        <w:numPr>
+          <w:ilvl w:val="0"/>
+          <w:numId w:val="2"/>
+        </w:numPr>
+        <w:spacing w:after="80"/>
+      </w:pPr>
+      <w:r>
+        <w:rPr>
+          <w:sz w:val="21"/>
+          <w:szCs w:val="21"/>
+        </w:rPr>
+        <w:t xml:space="preserve">9. </w:t>
       </w:r>
       <w:r>
         <w:rPr>
